--- a/assets/CV_Ashley_Gao.docx
+++ b/assets/CV_Ashley_Gao.docx
@@ -1,6 +1,6 @@
 
 <file path=word/document.xml><?xml version="1.0" encoding="utf-8"?>
-<w:document xmlns:wpc="http://schemas.microsoft.com/office/word/2010/wordprocessingCanvas" xmlns:cx="http://schemas.microsoft.com/office/drawing/2014/chartex" xmlns:cx1="http://schemas.microsoft.com/office/drawing/2015/9/8/chartex" xmlns:cx2="http://schemas.microsoft.com/office/drawing/2015/10/21/chartex" xmlns:cx3="http://schemas.microsoft.com/office/drawing/2016/5/9/chartex" xmlns:cx4="http://schemas.microsoft.com/office/drawing/2016/5/10/chartex" xmlns:cx5="http://schemas.microsoft.com/office/drawing/2016/5/11/chartex" xmlns:cx6="http://schemas.microsoft.com/office/drawing/2016/5/12/chartex" xmlns:cx7="http://schemas.microsoft.com/office/drawing/2016/5/13/chartex" xmlns:cx8="http://schemas.microsoft.com/office/drawing/2016/5/14/chartex" xmlns:mc="http://schemas.openxmlformats.org/markup-compatibility/2006" xmlns:m="http://schemas.openxmlformats.org/officeDocument/2006/math" xmlns:aink="http://schemas.microsoft.com/office/drawing/2016/ink" xmlns:am3d="http://schemas.microsoft.com/office/drawing/2017/model3d" xmlns:oel="http://schemas.microsoft.com/office/2019/extlst" xmlns:r="http://schemas.openxmlformats.org/officeDocument/2006/relationships" xmlns:wp14="http://schemas.microsoft.com/office/word/2010/wordprocessingDrawing" xmlns:wp="http://schemas.openxmlformats.org/drawingml/2006/wordprocessingDrawing" xmlns:wpg="http://schemas.microsoft.com/office/word/2010/wordprocessingGroup" xmlns:wpi="http://schemas.microsoft.com/office/word/2010/wordprocessingInk" xmlns:wps="http://schemas.microsoft.com/office/word/2010/wordprocessingShape" xmlns:o="urn:schemas-microsoft-com:office:office" xmlns:v="urn:schemas-microsoft-com:vml" xmlns:w10="urn:schemas-microsoft-com:office:word" xmlns:w="http://schemas.openxmlformats.org/wordprocessingml/2006/main" xmlns:w14="http://schemas.microsoft.com/office/word/2010/wordml" xmlns:w15="http://schemas.microsoft.com/office/word/2012/wordml" xmlns:w16cei="http://schemas.microsoft.com/office/word/2026/wordml/cei" xmlns:w16cex="http://schemas.microsoft.com/office/word/2018/wordml/cex" xmlns:w16cid="http://schemas.microsoft.com/office/word/2016/wordml/cid" xmlns:w16="http://schemas.microsoft.com/office/word/2018/wordml" xmlns:w16sdtdh="http://schemas.microsoft.com/office/word/2020/wordml/sdtdatahash" xmlns:w16sdtfl="http://schemas.microsoft.com/office/word/2024/wordml/sdtformatlock" xmlns:w16se="http://schemas.microsoft.com/office/word/2015/wordml/symex" xmlns:w16du="http://schemas.microsoft.com/office/word/2023/wordml/word16du" xmlns:wne="http://schemas.microsoft.com/office/word/2006/wordml" mc:Ignorable="w14 w15 w16se w16cid w16 w16cex w16sdtdh w16sdtfl w16du wp14">
+<w:document xmlns:wpc="http://schemas.microsoft.com/office/word/2010/wordprocessingCanvas" xmlns:cx="http://schemas.microsoft.com/office/drawing/2014/chartex" xmlns:cx1="http://schemas.microsoft.com/office/drawing/2015/9/8/chartex" xmlns:cx2="http://schemas.microsoft.com/office/drawing/2015/10/21/chartex" xmlns:cx3="http://schemas.microsoft.com/office/drawing/2016/5/9/chartex" xmlns:cx4="http://schemas.microsoft.com/office/drawing/2016/5/10/chartex" xmlns:cx5="http://schemas.microsoft.com/office/drawing/2016/5/11/chartex" xmlns:cx6="http://schemas.microsoft.com/office/drawing/2016/5/12/chartex" xmlns:cx7="http://schemas.microsoft.com/office/drawing/2016/5/13/chartex" xmlns:cx8="http://schemas.microsoft.com/office/drawing/2016/5/14/chartex" xmlns:mc="http://schemas.openxmlformats.org/markup-compatibility/2006" xmlns:m="http://schemas.openxmlformats.org/officeDocument/2006/math" xmlns:aink="http://schemas.microsoft.com/office/drawing/2016/ink" xmlns:am3d="http://schemas.microsoft.com/office/drawing/2017/model3d" xmlns:oel="http://schemas.microsoft.com/office/2019/extlst" xmlns:r="http://schemas.openxmlformats.org/officeDocument/2006/relationships" xmlns:wp14="http://schemas.microsoft.com/office/word/2010/wordprocessingDrawing" xmlns:wp="http://schemas.openxmlformats.org/drawingml/2006/wordprocessingDrawing" xmlns:wpg="http://schemas.microsoft.com/office/word/2010/wordprocessingGroup" xmlns:wpi="http://schemas.microsoft.com/office/word/2010/wordprocessingInk" xmlns:wps="http://schemas.microsoft.com/office/word/2010/wordprocessingShape" xmlns:o="urn:schemas-microsoft-com:office:office" xmlns:v="urn:schemas-microsoft-com:vml" xmlns:w10="urn:schemas-microsoft-com:office:word" xmlns:w="http://schemas.openxmlformats.org/wordprocessingml/2006/main" xmlns:w14="http://schemas.microsoft.com/office/word/2010/wordml" xmlns:w15="http://schemas.microsoft.com/office/word/2012/wordml" xmlns:w16cex="http://schemas.microsoft.com/office/word/2018/wordml/cex" xmlns:w16cid="http://schemas.microsoft.com/office/word/2016/wordml/cid" xmlns:w16="http://schemas.microsoft.com/office/word/2018/wordml" xmlns:w16sdtdh="http://schemas.microsoft.com/office/word/2020/wordml/sdtdatahash" xmlns:w16sdtfl="http://schemas.microsoft.com/office/word/2024/wordml/sdtformatlock" xmlns:w16se="http://schemas.microsoft.com/office/word/2015/wordml/symex" xmlns:w16du="http://schemas.microsoft.com/office/word/2023/wordml/word16du" xmlns:wne="http://schemas.microsoft.com/office/word/2006/wordml" mc:Ignorable="w14 w15 w16se w16cid w16 w16cex w16sdtdh w16sdtfl w16du wp14">
   <w:body>
     <w:p>
       <w:pPr>
@@ -382,15 +382,30 @@
     <w:p>
       <w:pPr>
         <w:spacing w:before="160" w:after="70"/>
-      </w:pPr>
-      <w:r>
-        <w:rPr>
-          <w:b/>
-          <w:bCs/>
-          <w:i/>
-          <w:iCs/>
-        </w:rPr>
-        <w:t>A.  Refereed Journal Articles</w:t>
+        <w:rPr>
+          <w:b/>
+          <w:bCs/>
+          <w:i/>
+          <w:iCs/>
+        </w:rPr>
+      </w:pPr>
+      <w:r>
+        <w:rPr>
+          <w:b/>
+          <w:bCs/>
+          <w:i/>
+          <w:iCs/>
+        </w:rPr>
+        <w:t>A</w:t>
+      </w:r>
+      <w:r>
+        <w:rPr>
+          <w:b/>
+          <w:bCs/>
+          <w:i/>
+          <w:iCs/>
+        </w:rPr>
+        <w:t>.  Refereed Conference and Workshop Proceedings</w:t>
       </w:r>
     </w:p>
     <w:p>
@@ -399,11 +414,7 @@
         <w:ind w:left="720" w:hanging="420"/>
       </w:pPr>
       <w:r>
-        <w:t>J5.</w:t>
-      </w:r>
-      <w:r>
-        <w:tab/>
-        <w:t xml:space="preserve">Ko, E., </w:t>
+        <w:t xml:space="preserve">C18. Du, H.†, Shi, J.†, Zhang, Y., &amp; </w:t>
       </w:r>
       <w:r>
         <w:rPr>
@@ -413,25 +424,7 @@
         <w:t>Gao, Y.</w:t>
       </w:r>
       <w:r>
-        <w:t xml:space="preserve">, Wang, P., </w:t>
-      </w:r>
-      <w:proofErr w:type="spellStart"/>
-      <w:r>
-        <w:t>Wijayasingha</w:t>
-      </w:r>
-      <w:proofErr w:type="spellEnd"/>
-      <w:r>
-        <w:t xml:space="preserve">, L., Wright, K. D., Gordon, K. C., Wang, H., Stankovic, J. A., &amp; Rose, K. M. (2025). Challenges to recruiting dementia caregiving dyads in community-based settings: Lessons learned from an in-home technology-based intervention. </w:t>
-      </w:r>
-      <w:r>
-        <w:rPr>
-          <w:i/>
-          <w:iCs/>
-        </w:rPr>
-        <w:t>JMIR Formative Research</w:t>
-      </w:r>
-      <w:r>
-        <w:t>, 9(1), e59291.</w:t>
+        <w:t xml:space="preserve"> (2026). Tracing a sparse emotion-control circuit in LLM-based text-to-speech. In Proceedings of the 2026 Conference on Empirical Methods in Natural Language Processing (EMNLP 2026).</w:t>
       </w:r>
     </w:p>
     <w:p>
@@ -440,17 +433,7 @@
         <w:ind w:left="720" w:hanging="420"/>
       </w:pPr>
       <w:r>
-        <w:t>J4.</w:t>
-      </w:r>
-      <w:r>
-        <w:tab/>
-        <w:t>Macdonald, C</w:t>
-      </w:r>
-      <w:r>
-        <w:t>†</w:t>
-      </w:r>
-      <w:r>
-        <w:t xml:space="preserve">., Chu, Z., Stankovic, J. A., Zhou, G., Shao, H., &amp; </w:t>
+        <w:t xml:space="preserve">C17. Du, H.†, Shi, J.†, Zhang, Y., Zhou, G., &amp; </w:t>
       </w:r>
       <w:r>
         <w:rPr>
@@ -460,25 +443,7 @@
         <w:t>Gao, Y.</w:t>
       </w:r>
       <w:r>
-        <w:t xml:space="preserve"> (2024). </w:t>
-      </w:r>
-      <w:proofErr w:type="spellStart"/>
-      <w:r>
-        <w:t>MiddleGAN</w:t>
-      </w:r>
-      <w:proofErr w:type="spellEnd"/>
-      <w:r>
-        <w:t xml:space="preserve">: Generating inter-domain images with GANs. </w:t>
-      </w:r>
-      <w:r>
-        <w:rPr>
-          <w:i/>
-          <w:iCs/>
-        </w:rPr>
-        <w:t>Transactions on Machine Learning Research (TMLR)</w:t>
-      </w:r>
-      <w:r>
-        <w:t>, 2024. (Open-access journal; articles are not assigned page numbers.)</w:t>
+        <w:t xml:space="preserve"> (2026). Usage-modulated sentiment representations in large language models. In Proceedings of the 2026 Conference on Empirical Methods in Natural Language Processing (EMNLP 2026).</w:t>
       </w:r>
     </w:p>
     <w:p>
@@ -487,10 +452,11 @@
         <w:ind w:left="720" w:hanging="420"/>
       </w:pPr>
       <w:r>
-        <w:t>J3.</w:t>
-      </w:r>
-      <w:r>
-        <w:tab/>
+        <w:t>C16.</w:t>
+      </w:r>
+      <w:r>
+        <w:tab/>
+        <w:t xml:space="preserve">Du, H.†, Shi, J.†, Lu, S., Zhou, G., &amp; </w:t>
       </w:r>
       <w:r>
         <w:rPr>
@@ -500,17 +466,17 @@
         <w:t>Gao, Y.</w:t>
       </w:r>
       <w:r>
-        <w:t xml:space="preserve">, Salekin, A., Gordon, K. C., Rose, K. M., Wang, H., &amp; Stankovic, J. A. (2021). Emotion recognition robust to indoor environmental distortions and non-targeted emotions using out-of-distribution detection. </w:t>
-      </w:r>
-      <w:r>
-        <w:rPr>
-          <w:i/>
-          <w:iCs/>
-        </w:rPr>
-        <w:t>ACM Transactions on Computing for Healthcare (HEALTH)</w:t>
-      </w:r>
-      <w:r>
-        <w:t>, 3(2), 1–22.</w:t>
+        <w:t xml:space="preserve"> (2026). Sparse autoencoders for interpretable emotion control in text-to-speech. In </w:t>
+      </w:r>
+      <w:r>
+        <w:rPr>
+          <w:i/>
+          <w:iCs/>
+        </w:rPr>
+        <w:t>Proceedings of the 43rd International Conference on Machine Learning (ICML 2026)</w:t>
+      </w:r>
+      <w:r>
+        <w:t>, Proceedings of Machine Learning Research (PMLR).</w:t>
       </w:r>
     </w:p>
     <w:p>
@@ -519,10 +485,11 @@
         <w:ind w:left="720" w:hanging="420"/>
       </w:pPr>
       <w:r>
-        <w:t>J2.</w:t>
-      </w:r>
-      <w:r>
-        <w:tab/>
+        <w:t>C15.</w:t>
+      </w:r>
+      <w:r>
+        <w:tab/>
+        <w:t xml:space="preserve">Shi, J.†, Du, H.†, Song, X., Hong, Y. A., Zhang, Y., &amp; </w:t>
       </w:r>
       <w:r>
         <w:rPr>
@@ -532,25 +499,33 @@
         <w:t>Gao, Y.</w:t>
       </w:r>
       <w:r>
-        <w:t xml:space="preserve">, Jabbour, J., Schlegel, E. C., Ma, M., McCall, M., </w:t>
+        <w:t xml:space="preserve"> (2026). Emo-BPO: Emotion bidirectional preference optimization for diffusion-based emotional TTS. In </w:t>
+      </w:r>
+      <w:r>
+        <w:rPr>
+          <w:i/>
+          <w:iCs/>
+        </w:rPr>
+        <w:t xml:space="preserve">Proceedings of </w:t>
       </w:r>
       <w:proofErr w:type="spellStart"/>
       <w:r>
-        <w:t>Wijayasingha</w:t>
+        <w:rPr>
+          <w:i/>
+          <w:iCs/>
+        </w:rPr>
+        <w:t>Interspeech</w:t>
       </w:r>
       <w:proofErr w:type="spellEnd"/>
       <w:r>
-        <w:t xml:space="preserve">, L., Ko, E., Rose, K. M., Wang, H., &amp; Stankovic, J. A. (2021). Out-of-the-box deployment to support research on in-home care of Alzheimer’s patients. </w:t>
-      </w:r>
-      <w:r>
-        <w:rPr>
-          <w:i/>
-          <w:iCs/>
-        </w:rPr>
-        <w:t>IEEE Pervasive Computing</w:t>
-      </w:r>
-      <w:r>
-        <w:t>, 21(1), 37–47.</w:t>
+        <w:rPr>
+          <w:i/>
+          <w:iCs/>
+        </w:rPr>
+        <w:t xml:space="preserve"> 2026</w:t>
+      </w:r>
+      <w:r>
+        <w:t>, Sydney, Australia, September 28–October 1, 2026, ISCA. (Forthcoming.)</w:t>
       </w:r>
     </w:p>
     <w:p>
@@ -559,11 +534,11 @@
         <w:ind w:left="720" w:hanging="420"/>
       </w:pPr>
       <w:r>
-        <w:t>J1.</w:t>
-      </w:r>
-      <w:r>
-        <w:tab/>
-        <w:t xml:space="preserve">Rose, K. M., Coop Gordon, K., Schlegel, E. C., McCall, M., </w:t>
+        <w:t>C14.</w:t>
+      </w:r>
+      <w:r>
+        <w:tab/>
+        <w:t xml:space="preserve">Shi, J.†, Du, H.†, Song, X., Hong, Y. A., Zhang, Y., &amp; </w:t>
       </w:r>
       <w:r>
         <w:rPr>
@@ -573,47 +548,25 @@
         <w:t>Gao, Y.</w:t>
       </w:r>
       <w:r>
-        <w:t xml:space="preserve">, Ma, M., </w:t>
+        <w:t xml:space="preserve"> (2026). </w:t>
       </w:r>
       <w:proofErr w:type="spellStart"/>
       <w:r>
-        <w:t>Wijayasingha</w:t>
+        <w:t>AffectCodec</w:t>
       </w:r>
       <w:proofErr w:type="spellEnd"/>
       <w:r>
-        <w:t xml:space="preserve">, L., Stankovic, J. A., &amp; Wang, H. (2021). </w:t>
-      </w:r>
-      <w:proofErr w:type="spellStart"/>
-      <w:r>
-        <w:t>Smarthealth</w:t>
-      </w:r>
-      <w:proofErr w:type="spellEnd"/>
-      <w:r>
-        <w:t xml:space="preserve"> technology study protocol to improve relationships between older adults with dementia and family caregivers. </w:t>
-      </w:r>
-      <w:r>
-        <w:rPr>
-          <w:i/>
-          <w:iCs/>
-        </w:rPr>
-        <w:t>Journal of Advanced Nursing</w:t>
-      </w:r>
-      <w:r>
-        <w:t>, 77(5), 2519–2529.</w:t>
-      </w:r>
-    </w:p>
-    <w:p>
-      <w:pPr>
-        <w:spacing w:before="160" w:after="70"/>
-      </w:pPr>
-      <w:r>
-        <w:rPr>
-          <w:b/>
-          <w:bCs/>
-          <w:i/>
-          <w:iCs/>
-        </w:rPr>
-        <w:t>B.  Refereed Conference and Workshop Proceedings</w:t>
+        <w:t xml:space="preserve">: Emotion-preserving neural speech codec for expressive speech modeling. In </w:t>
+      </w:r>
+      <w:r>
+        <w:rPr>
+          <w:i/>
+          <w:iCs/>
+        </w:rPr>
+        <w:t>Findings of the Association for Computational Linguistics: ACL 2026</w:t>
+      </w:r>
+      <w:r>
+        <w:t>, San Diego, California, July 2026, Association for Computational Linguistics, pp. 9102–9124.</w:t>
       </w:r>
     </w:p>
     <w:p>
@@ -622,32 +575,39 @@
         <w:ind w:left="720" w:hanging="420"/>
       </w:pPr>
       <w:r>
+        <w:t>C13.</w:t>
+      </w:r>
+      <w:r>
+        <w:tab/>
+        <w:t xml:space="preserve">Nair, T., Nafee, M. W., Jiang, M., </w:t>
+      </w:r>
+      <w:r>
+        <w:rPr>
+          <w:b/>
+          <w:bCs/>
+        </w:rPr>
+        <w:t>Gao, Y.</w:t>
+      </w:r>
+      <w:r>
+        <w:t xml:space="preserve">, Chen, H., &amp; Zhang, Y. (2026). Confidence-aware ranker ensembles for robust in-context knowledge editing. In </w:t>
+      </w:r>
+      <w:r>
+        <w:rPr>
+          <w:i/>
+          <w:iCs/>
+        </w:rPr>
+        <w:t xml:space="preserve">Findings of the Association for Computational </w:t>
+      </w:r>
+      <w:r>
+        <w:rPr>
+          <w:i/>
+          <w:iCs/>
+        </w:rPr>
         <w:lastRenderedPageBreak/>
-        <w:t>C16.</w:t>
-      </w:r>
-      <w:r>
-        <w:tab/>
-        <w:t xml:space="preserve">Du, H.†, Shi, J.†, Lu, S., Zhou, G., &amp; </w:t>
-      </w:r>
-      <w:r>
-        <w:rPr>
-          <w:b/>
-          <w:bCs/>
-        </w:rPr>
-        <w:t>Gao, Y.</w:t>
-      </w:r>
-      <w:r>
-        <w:t xml:space="preserve"> (2026). Sparse autoencoders for interpretable emotion control in text-to-speech. In </w:t>
-      </w:r>
-      <w:r>
-        <w:rPr>
-          <w:i/>
-          <w:iCs/>
-        </w:rPr>
-        <w:t>Proceedings of the 43rd International Conference on Machine Learning (ICML 2026)</w:t>
-      </w:r>
-      <w:r>
-        <w:t>, Proceedings of Machine Learning Research (PMLR).</w:t>
+        <w:t>Linguistics: ACL 2026</w:t>
+      </w:r>
+      <w:r>
+        <w:t>, San Diego, California, July 2026, Association for Computational Linguistics, pp. 35070–35080.</w:t>
       </w:r>
     </w:p>
     <w:p>
@@ -656,11 +616,11 @@
         <w:ind w:left="720" w:hanging="420"/>
       </w:pPr>
       <w:r>
-        <w:t>C15.</w:t>
-      </w:r>
-      <w:r>
-        <w:tab/>
-        <w:t xml:space="preserve">Shi, J.†, Du, H.†, Song, X., Hong, Y. A., Zhang, Y., &amp; </w:t>
+        <w:t>C12.</w:t>
+      </w:r>
+      <w:r>
+        <w:tab/>
+        <w:t xml:space="preserve">Shi, J.†, Du, H.†, He, Y., Hong, Y. A., &amp; </w:t>
       </w:r>
       <w:r>
         <w:rPr>
@@ -670,33 +630,17 @@
         <w:t>Gao, Y.</w:t>
       </w:r>
       <w:r>
-        <w:t xml:space="preserve"> (2026). Emo-BPO: Emotion bidirectional preference optimization for diffusion-based emotional TTS. In </w:t>
-      </w:r>
-      <w:r>
-        <w:rPr>
-          <w:i/>
-          <w:iCs/>
-        </w:rPr>
-        <w:t xml:space="preserve">Proceedings of </w:t>
-      </w:r>
-      <w:proofErr w:type="spellStart"/>
-      <w:r>
-        <w:rPr>
-          <w:i/>
-          <w:iCs/>
-        </w:rPr>
-        <w:t>Interspeech</w:t>
-      </w:r>
-      <w:proofErr w:type="spellEnd"/>
-      <w:r>
-        <w:rPr>
-          <w:i/>
-          <w:iCs/>
-        </w:rPr>
-        <w:t xml:space="preserve"> 2026</w:t>
-      </w:r>
-      <w:r>
-        <w:t>, Sydney, Australia, September 28–October 1, 2026, ISCA. (Forthcoming.)</w:t>
+        <w:t xml:space="preserve"> (2026). Emotion-aligned generation in diffusion text-to-speech models via preference-guided optimization. In </w:t>
+      </w:r>
+      <w:r>
+        <w:rPr>
+          <w:i/>
+          <w:iCs/>
+        </w:rPr>
+        <w:t>ICASSP 2026 — 2026 IEEE International Conference on Acoustics, Speech and Signal Processing</w:t>
+      </w:r>
+      <w:r>
+        <w:t>, Barcelona, Spain, May 4–8, 2026, IEEE.</w:t>
       </w:r>
     </w:p>
     <w:p>
@@ -705,11 +649,11 @@
         <w:ind w:left="720" w:hanging="420"/>
       </w:pPr>
       <w:r>
-        <w:t>C14.</w:t>
-      </w:r>
-      <w:r>
-        <w:tab/>
-        <w:t xml:space="preserve">Shi, J.†, Du, H.†, Song, X., Hong, Y. A., Zhang, Y., &amp; </w:t>
+        <w:t>C11.</w:t>
+      </w:r>
+      <w:r>
+        <w:tab/>
+        <w:t xml:space="preserve">Shi, J.†, Du, H.†, Hong, Y. A., &amp; </w:t>
       </w:r>
       <w:r>
         <w:rPr>
@@ -719,25 +663,17 @@
         <w:t>Gao, Y.</w:t>
       </w:r>
       <w:r>
-        <w:t xml:space="preserve"> (2026). </w:t>
-      </w:r>
-      <w:proofErr w:type="spellStart"/>
-      <w:r>
-        <w:t>AffectCodec</w:t>
-      </w:r>
-      <w:proofErr w:type="spellEnd"/>
-      <w:r>
-        <w:t xml:space="preserve">: Emotion-preserving neural speech codec for expressive speech modeling. In </w:t>
-      </w:r>
-      <w:r>
-        <w:rPr>
-          <w:i/>
-          <w:iCs/>
-        </w:rPr>
-        <w:t>Findings of the Association for Computational Linguistics: ACL 2026</w:t>
-      </w:r>
-      <w:r>
-        <w:t>, San Diego, California, July 2026, Association for Computational Linguistics, pp. 9102–9124.</w:t>
+        <w:t xml:space="preserve"> (2026). EMO-TTA: Improving test-time adaptation of audio-language models for speech emotion recognition. In </w:t>
+      </w:r>
+      <w:r>
+        <w:rPr>
+          <w:i/>
+          <w:iCs/>
+        </w:rPr>
+        <w:t>ICASSP 2026 — 2026 IEEE International Conference on Acoustics, Speech and Signal Processing</w:t>
+      </w:r>
+      <w:r>
+        <w:t>, Barcelona, Spain, May 4–8, 2026, IEEE.</w:t>
       </w:r>
     </w:p>
     <w:p>
@@ -746,11 +682,11 @@
         <w:ind w:left="720" w:hanging="420"/>
       </w:pPr>
       <w:r>
-        <w:t>C13.</w:t>
-      </w:r>
-      <w:r>
-        <w:tab/>
-        <w:t xml:space="preserve">Nair, T., Nafee, M. W., Jiang, M., </w:t>
+        <w:t>C10.</w:t>
+      </w:r>
+      <w:r>
+        <w:tab/>
+        <w:t xml:space="preserve">Shi, J.†, Du, H.†, Hong, Y. A., &amp; </w:t>
       </w:r>
       <w:r>
         <w:rPr>
@@ -760,17 +696,17 @@
         <w:t>Gao, Y.</w:t>
       </w:r>
       <w:r>
-        <w:t xml:space="preserve">, Chen, H., &amp; Zhang, Y. (2026). Confidence-aware ranker ensembles for robust in-context knowledge editing. In </w:t>
-      </w:r>
-      <w:r>
-        <w:rPr>
-          <w:i/>
-          <w:iCs/>
-        </w:rPr>
-        <w:t>Findings of the Association for Computational Linguistics: ACL 2026</w:t>
-      </w:r>
-      <w:r>
-        <w:t>, San Diego, California, July 2026, Association for Computational Linguistics, pp. 35070–35080.</w:t>
+        <w:t xml:space="preserve"> (2026). Plug-and-play emotion graphs for compositional prompting in zero-shot speech emotion recognition. In </w:t>
+      </w:r>
+      <w:r>
+        <w:rPr>
+          <w:i/>
+          <w:iCs/>
+        </w:rPr>
+        <w:t>ICASSP 2026 — 2026 IEEE International Conference on Acoustics, Speech and Signal Processing</w:t>
+      </w:r>
+      <w:r>
+        <w:t>, Barcelona, Spain, May 4–8, 2026, IEEE.</w:t>
       </w:r>
     </w:p>
     <w:p>
@@ -779,11 +715,18 @@
         <w:ind w:left="720" w:hanging="420"/>
       </w:pPr>
       <w:r>
-        <w:t>C12.</w:t>
-      </w:r>
-      <w:r>
-        <w:tab/>
-        <w:t xml:space="preserve">Shi, J.†, Du, H.†, He, Y., Hong, Y. A., &amp; </w:t>
+        <w:t>C9.</w:t>
+      </w:r>
+      <w:r>
+        <w:tab/>
+      </w:r>
+      <w:proofErr w:type="spellStart"/>
+      <w:r>
+        <w:t>Mersa</w:t>
+      </w:r>
+      <w:proofErr w:type="spellEnd"/>
+      <w:r>
+        <w:t xml:space="preserve">, O., Jiang, M., </w:t>
       </w:r>
       <w:r>
         <w:rPr>
@@ -793,7 +736,7 @@
         <w:t>Gao, Y.</w:t>
       </w:r>
       <w:r>
-        <w:t xml:space="preserve"> (2026). Emotion-aligned generation in diffusion text-to-speech models via preference-guided optimization. In </w:t>
+        <w:t xml:space="preserve">, Li, Q., &amp; Zhang, Y. (2026). Hierarchical convolution multibranch transformer for EEG signals. In </w:t>
       </w:r>
       <w:r>
         <w:rPr>
@@ -812,11 +755,11 @@
         <w:ind w:left="720" w:hanging="420"/>
       </w:pPr>
       <w:r>
-        <w:t>C11.</w:t>
-      </w:r>
-      <w:r>
-        <w:tab/>
-        <w:t xml:space="preserve">Shi, J.†, Du, H.†, Hong, Y. A., &amp; </w:t>
+        <w:t>C8.</w:t>
+      </w:r>
+      <w:r>
+        <w:tab/>
+        <w:t xml:space="preserve">Jiang, M., Chen, Y., Liu, G., Sahu, A., </w:t>
       </w:r>
       <w:r>
         <w:rPr>
@@ -826,7 +769,7 @@
         <w:t>Gao, Y.</w:t>
       </w:r>
       <w:r>
-        <w:t xml:space="preserve"> (2026). EMO-TTA: Improving test-time adaptation of audio-language models for speech emotion recognition. In </w:t>
+        <w:t xml:space="preserve">, &amp; Zhang, Y. (2026). Pairs, not labels: Predicting protein-phenotype associations via link prediction. In </w:t>
       </w:r>
       <w:r>
         <w:rPr>
@@ -845,11 +788,19 @@
         <w:ind w:left="720" w:hanging="420"/>
       </w:pPr>
       <w:r>
-        <w:t>C10.</w:t>
-      </w:r>
-      <w:r>
-        <w:tab/>
-        <w:t xml:space="preserve">Shi, J.†, Du, H.†, Hong, Y. A., &amp; </w:t>
+        <w:t>C7.</w:t>
+      </w:r>
+      <w:r>
+        <w:tab/>
+        <w:t xml:space="preserve">Du, H.†, Shi, J.†, </w:t>
+      </w:r>
+      <w:proofErr w:type="spellStart"/>
+      <w:r>
+        <w:t>Myerston</w:t>
+      </w:r>
+      <w:proofErr w:type="spellEnd"/>
+      <w:r>
+        <w:t xml:space="preserve">, J., Lu, S., Zhou, G., &amp; </w:t>
       </w:r>
       <w:r>
         <w:rPr>
@@ -859,17 +810,17 @@
         <w:t>Gao, Y.</w:t>
       </w:r>
       <w:r>
-        <w:t xml:space="preserve"> (2026). Plug-and-play emotion graphs for compositional prompting in zero-shot speech emotion recognition. In </w:t>
-      </w:r>
-      <w:r>
-        <w:rPr>
-          <w:i/>
-          <w:iCs/>
-        </w:rPr>
-        <w:t>ICASSP 2026 — 2026 IEEE International Conference on Acoustics, Speech and Signal Processing</w:t>
-      </w:r>
-      <w:r>
-        <w:t>, Barcelona, Spain, May 4–8, 2026, IEEE.</w:t>
+        <w:t xml:space="preserve"> (2025). Role-guided annotation and prototype-aligned representation learning for historical literature sentiment classification. In </w:t>
+      </w:r>
+      <w:r>
+        <w:rPr>
+          <w:i/>
+          <w:iCs/>
+        </w:rPr>
+        <w:t>Findings of the Association for Computational Linguistics: EMNLP 2025</w:t>
+      </w:r>
+      <w:r>
+        <w:t>, Suzhou, China, November 2025, Association for Computational Linguistics, pp. 3756–3768.</w:t>
       </w:r>
     </w:p>
     <w:p>
@@ -878,38 +829,47 @@
         <w:ind w:left="720" w:hanging="420"/>
       </w:pPr>
       <w:r>
-        <w:t>C9.</w:t>
-      </w:r>
-      <w:r>
-        <w:tab/>
+        <w:t>C6.</w:t>
+      </w:r>
+      <w:r>
+        <w:tab/>
+        <w:t xml:space="preserve">Du, H.†, Lu, S., Zhou, G., &amp; </w:t>
+      </w:r>
+      <w:r>
+        <w:rPr>
+          <w:b/>
+          <w:bCs/>
+        </w:rPr>
+        <w:t>Gao, Y.</w:t>
+      </w:r>
+      <w:r>
+        <w:t xml:space="preserve"> (2025). EAA: Emotion-aware audio large language models with dual cross-attention and context-aware instruction tuning. In </w:t>
+      </w:r>
+      <w:r>
+        <w:rPr>
+          <w:i/>
+          <w:iCs/>
+        </w:rPr>
+        <w:t xml:space="preserve">Proceedings of </w:t>
       </w:r>
       <w:proofErr w:type="spellStart"/>
       <w:r>
-        <w:t>Mersa</w:t>
+        <w:rPr>
+          <w:i/>
+          <w:iCs/>
+        </w:rPr>
+        <w:t>Interspeech</w:t>
       </w:r>
       <w:proofErr w:type="spellEnd"/>
       <w:r>
-        <w:t xml:space="preserve">, O., Jiang, M., </w:t>
-      </w:r>
-      <w:r>
-        <w:rPr>
-          <w:b/>
-          <w:bCs/>
-        </w:rPr>
-        <w:t>Gao, Y.</w:t>
-      </w:r>
-      <w:r>
-        <w:t xml:space="preserve">, Li, Q., &amp; Zhang, Y. (2026). Hierarchical convolution multibranch transformer for EEG signals. In </w:t>
-      </w:r>
-      <w:r>
-        <w:rPr>
-          <w:i/>
-          <w:iCs/>
-        </w:rPr>
-        <w:t>ICASSP 2026 — 2026 IEEE International Conference on Acoustics, Speech and Signal Processing</w:t>
-      </w:r>
-      <w:r>
-        <w:t>, Barcelona, Spain, May 4–8, 2026, IEEE.</w:t>
+        <w:rPr>
+          <w:i/>
+          <w:iCs/>
+        </w:rPr>
+        <w:t xml:space="preserve"> 2025</w:t>
+      </w:r>
+      <w:r>
+        <w:t>, Rotterdam, The Netherlands, August 2025, ISCA, pp. 5433–5437.</w:t>
       </w:r>
     </w:p>
     <w:p>
@@ -918,11 +878,11 @@
         <w:ind w:left="720" w:hanging="420"/>
       </w:pPr>
       <w:r>
-        <w:t>C8.</w:t>
-      </w:r>
-      <w:r>
-        <w:tab/>
-        <w:t xml:space="preserve">Jiang, M., Chen, Y., Liu, G., Sahu, A., </w:t>
+        <w:t>C5.</w:t>
+      </w:r>
+      <w:r>
+        <w:tab/>
+        <w:t xml:space="preserve">Shi, J.†, Zhang, Y., &amp; </w:t>
       </w:r>
       <w:r>
         <w:rPr>
@@ -932,17 +892,33 @@
         <w:t>Gao, Y.</w:t>
       </w:r>
       <w:r>
-        <w:t xml:space="preserve">, &amp; Zhang, Y. (2026). Pairs, not labels: Predicting protein-phenotype associations via link prediction. In </w:t>
-      </w:r>
-      <w:r>
-        <w:rPr>
-          <w:i/>
-          <w:iCs/>
-        </w:rPr>
-        <w:t>ICASSP 2026 — 2026 IEEE International Conference on Acoustics, Speech and Signal Processing</w:t>
-      </w:r>
-      <w:r>
-        <w:t>, Barcelona, Spain, May 4–8, 2026, IEEE.</w:t>
+        <w:t xml:space="preserve"> (2025). CLEP-DG: Contrastive learning for speech emotion domain generalization via soft prompt tuning. In </w:t>
+      </w:r>
+      <w:r>
+        <w:rPr>
+          <w:i/>
+          <w:iCs/>
+        </w:rPr>
+        <w:t xml:space="preserve">Proceedings of </w:t>
+      </w:r>
+      <w:proofErr w:type="spellStart"/>
+      <w:r>
+        <w:rPr>
+          <w:i/>
+          <w:iCs/>
+        </w:rPr>
+        <w:t>Interspeech</w:t>
+      </w:r>
+      <w:proofErr w:type="spellEnd"/>
+      <w:r>
+        <w:rPr>
+          <w:i/>
+          <w:iCs/>
+        </w:rPr>
+        <w:t xml:space="preserve"> 2025</w:t>
+      </w:r>
+      <w:r>
+        <w:t>, Rotterdam, The Netherlands, August 2025, ISCA, pp. 4498–4502.</w:t>
       </w:r>
     </w:p>
     <w:p>
@@ -951,39 +927,39 @@
         <w:ind w:left="720" w:hanging="420"/>
       </w:pPr>
       <w:r>
-        <w:t>C7.</w:t>
-      </w:r>
-      <w:r>
-        <w:tab/>
-        <w:t xml:space="preserve">Du, H.†, Shi, J.†, </w:t>
+        <w:t>C4.</w:t>
+      </w:r>
+      <w:r>
+        <w:tab/>
+        <w:t xml:space="preserve">Clapham, J., Zhou, M., MacDonald, C., Koltermann, K., </w:t>
+      </w:r>
+      <w:r>
+        <w:rPr>
+          <w:b/>
+          <w:bCs/>
+        </w:rPr>
+        <w:t>Gao, Y.</w:t>
+      </w:r>
+      <w:r>
+        <w:t xml:space="preserve">, &amp; Shao, H. (2025). </w:t>
       </w:r>
       <w:proofErr w:type="spellStart"/>
       <w:r>
-        <w:t>Myerston</w:t>
+        <w:t>ElectroMeter</w:t>
       </w:r>
       <w:proofErr w:type="spellEnd"/>
       <w:r>
-        <w:t xml:space="preserve">, J., Lu, S., Zhou, G., &amp; </w:t>
-      </w:r>
-      <w:r>
-        <w:rPr>
-          <w:b/>
-          <w:bCs/>
-        </w:rPr>
-        <w:t>Gao, Y.</w:t>
-      </w:r>
-      <w:r>
-        <w:t xml:space="preserve"> (2025). Role-guided annotation and prototype-aligned representation learning for historical literature sentiment classification. In </w:t>
-      </w:r>
-      <w:r>
-        <w:rPr>
-          <w:i/>
-          <w:iCs/>
-        </w:rPr>
-        <w:t>Findings of the Association for Computational Linguistics: EMNLP 2025</w:t>
-      </w:r>
-      <w:r>
-        <w:t>, Suzhou, China, November 2025, Association for Computational Linguistics, pp. 3756–3768.</w:t>
+        <w:t xml:space="preserve">: The practical electrolyte measurement system. In </w:t>
+      </w:r>
+      <w:r>
+        <w:rPr>
+          <w:i/>
+          <w:iCs/>
+        </w:rPr>
+        <w:t>Proceedings of the ACM/IEEE International Conference on Connected Health: Applications, Systems and Engineering Technologies (CHASE 2025)</w:t>
+      </w:r>
+      <w:r>
+        <w:t>, ACM.</w:t>
       </w:r>
     </w:p>
     <w:p>
@@ -992,11 +968,11 @@
         <w:ind w:left="720" w:hanging="420"/>
       </w:pPr>
       <w:r>
-        <w:t>C6.</w:t>
-      </w:r>
-      <w:r>
-        <w:tab/>
-        <w:t xml:space="preserve">Du, H.†, Lu, S., Zhou, G., &amp; </w:t>
+        <w:t>C3.</w:t>
+      </w:r>
+      <w:r>
+        <w:tab/>
+        <w:t xml:space="preserve">Koltermann, K., Clapham, J., Blackwell, G., Jung, W., Burnet, E. N., </w:t>
       </w:r>
       <w:r>
         <w:rPr>
@@ -1006,33 +982,32 @@
         <w:t>Gao, Y.</w:t>
       </w:r>
       <w:r>
-        <w:t xml:space="preserve"> (2025). EAA: Emotion-aware audio large language models with dual cross-attention and context-aware instruction tuning. In </w:t>
-      </w:r>
-      <w:r>
-        <w:rPr>
-          <w:i/>
-          <w:iCs/>
-        </w:rPr>
-        <w:t xml:space="preserve">Proceedings of </w:t>
+        <w:t>, Shao, H., Cloud, L., Pretzer-</w:t>
       </w:r>
       <w:proofErr w:type="spellStart"/>
       <w:r>
-        <w:rPr>
-          <w:i/>
-          <w:iCs/>
-        </w:rPr>
-        <w:t>Interspeech</w:t>
+        <w:t>Aboff</w:t>
       </w:r>
       <w:proofErr w:type="spellEnd"/>
       <w:r>
-        <w:rPr>
-          <w:i/>
-          <w:iCs/>
-        </w:rPr>
-        <w:t xml:space="preserve"> 2025</w:t>
-      </w:r>
-      <w:r>
-        <w:t>, Rotterdam, The Netherlands, August 2025, ISCA, pp. 5433–5437.</w:t>
+        <w:t xml:space="preserve">, I., &amp; Zhou, G. (2024). Gait-Guard: Turn-aware freezing of gait detection for non-intrusive intervention systems. In </w:t>
+      </w:r>
+      <w:r>
+        <w:rPr>
+          <w:i/>
+          <w:iCs/>
+        </w:rPr>
+        <w:t>2024 IEEE/ACM Conference on Connected Health: Applications, Systems and Engineering Technologies (CHASE)</w:t>
+      </w:r>
+      <w:r>
+        <w:t xml:space="preserve">, Wilmington, DE, June 2024, IEEE, pp. 61–72. </w:t>
+      </w:r>
+      <w:r>
+        <w:rPr>
+          <w:b/>
+          <w:bCs/>
+        </w:rPr>
+        <w:t>Best Paper Award.</w:t>
       </w:r>
     </w:p>
     <w:p>
@@ -1041,11 +1016,10 @@
         <w:ind w:left="720" w:hanging="420"/>
       </w:pPr>
       <w:r>
-        <w:t>C5.</w:t>
-      </w:r>
-      <w:r>
-        <w:tab/>
-        <w:t xml:space="preserve">Shi, J.†, Zhang, Y., &amp; </w:t>
+        <w:t>C2.</w:t>
+      </w:r>
+      <w:r>
+        <w:tab/>
       </w:r>
       <w:r>
         <w:rPr>
@@ -1055,33 +1029,32 @@
         <w:t>Gao, Y.</w:t>
       </w:r>
       <w:r>
-        <w:t xml:space="preserve"> (2025). CLEP-DG: Contrastive learning for speech emotion domain generalization via soft prompt tuning. In </w:t>
-      </w:r>
-      <w:r>
-        <w:rPr>
-          <w:i/>
-          <w:iCs/>
-        </w:rPr>
-        <w:t xml:space="preserve">Proceedings of </w:t>
+        <w:t xml:space="preserve">, Baucom, B., Gordon, K. C., Rose, K. M., Wang, H., &amp; Stankovic, J. A. (2023). E-ADDA: Unsupervised adversarial domain adaptation enhanced by a new </w:t>
       </w:r>
       <w:proofErr w:type="spellStart"/>
       <w:r>
-        <w:rPr>
-          <w:i/>
-          <w:iCs/>
-        </w:rPr>
-        <w:t>Interspeech</w:t>
+        <w:t>Mahalanobis</w:t>
       </w:r>
       <w:proofErr w:type="spellEnd"/>
       <w:r>
-        <w:rPr>
-          <w:i/>
-          <w:iCs/>
-        </w:rPr>
-        <w:t xml:space="preserve"> 2025</w:t>
-      </w:r>
-      <w:r>
-        <w:t>, Rotterdam, The Netherlands, August 2025, ISCA, pp. 4498–4502.</w:t>
+        <w:t xml:space="preserve"> distance loss for smart computing. In </w:t>
+      </w:r>
+      <w:r>
+        <w:rPr>
+          <w:i/>
+          <w:iCs/>
+        </w:rPr>
+        <w:t>2023 IEEE International Conference on Smart Computing (SMARTCOMP)</w:t>
+      </w:r>
+      <w:r>
+        <w:t xml:space="preserve">, IEEE, pp. 172–179. </w:t>
+      </w:r>
+      <w:r>
+        <w:rPr>
+          <w:b/>
+          <w:bCs/>
+        </w:rPr>
+        <w:t>Best Paper Runner-Up.</w:t>
       </w:r>
     </w:p>
     <w:p>
@@ -1090,11 +1063,10 @@
         <w:ind w:left="720" w:hanging="420"/>
       </w:pPr>
       <w:r>
-        <w:t>C4.</w:t>
-      </w:r>
-      <w:r>
-        <w:tab/>
-        <w:t xml:space="preserve">Clapham, J., Zhou, M., MacDonald, C., Koltermann, K., </w:t>
+        <w:t>C1.</w:t>
+      </w:r>
+      <w:r>
+        <w:tab/>
       </w:r>
       <w:r>
         <w:rPr>
@@ -1104,25 +1076,56 @@
         <w:t>Gao, Y.</w:t>
       </w:r>
       <w:r>
-        <w:t xml:space="preserve">, &amp; Shao, H. (2025). </w:t>
+        <w:t xml:space="preserve">, Ma, M., Gordon, K. C., Rose, K. M., Wang, H., &amp; Stankovic, J. A. (2020). A monitoring, modeling, and interactive recommendation system for in-home caregivers: Demo abstract. In </w:t>
+      </w:r>
+      <w:r>
+        <w:rPr>
+          <w:i/>
+          <w:iCs/>
+        </w:rPr>
+        <w:t>Proceedings of the 18th ACM Conference on Embedded Networked Sensor Systems (</w:t>
       </w:r>
       <w:proofErr w:type="spellStart"/>
       <w:r>
-        <w:t>ElectroMeter</w:t>
+        <w:rPr>
+          <w:i/>
+          <w:iCs/>
+        </w:rPr>
+        <w:t>SenSys</w:t>
       </w:r>
       <w:proofErr w:type="spellEnd"/>
       <w:r>
-        <w:t xml:space="preserve">: The practical electrolyte measurement system. In </w:t>
-      </w:r>
-      <w:r>
-        <w:rPr>
-          <w:i/>
-          <w:iCs/>
-        </w:rPr>
-        <w:t>Proceedings of the ACM/IEEE International Conference on Connected Health: Applications, Systems and Engineering Technologies (CHASE 2025)</w:t>
-      </w:r>
-      <w:r>
-        <w:t>, ACM.</w:t>
+        <w:rPr>
+          <w:i/>
+          <w:iCs/>
+        </w:rPr>
+        <w:t xml:space="preserve"> ’20)</w:t>
+      </w:r>
+      <w:r>
+        <w:t>, ACM, pp. 587–588.</w:t>
+      </w:r>
+    </w:p>
+    <w:p>
+      <w:pPr>
+        <w:spacing w:before="160" w:after="70"/>
+      </w:pPr>
+      <w:r>
+        <w:rPr>
+          <w:b/>
+          <w:bCs/>
+          <w:i/>
+          <w:iCs/>
+        </w:rPr>
+        <w:t>B</w:t>
+      </w:r>
+      <w:r>
+        <w:rPr>
+          <w:b/>
+          <w:bCs/>
+          <w:i/>
+          <w:iCs/>
+        </w:rPr>
+        <w:t>.  Refereed Journal Articles</w:t>
       </w:r>
     </w:p>
     <w:p>
@@ -1131,11 +1134,11 @@
         <w:ind w:left="720" w:hanging="420"/>
       </w:pPr>
       <w:r>
-        <w:t>C3.</w:t>
-      </w:r>
-      <w:r>
-        <w:tab/>
-        <w:t xml:space="preserve">Koltermann, K., Clapham, J., Blackwell, G., Jung, W., Burnet, E. N., </w:t>
+        <w:t>J5.</w:t>
+      </w:r>
+      <w:r>
+        <w:tab/>
+        <w:t xml:space="preserve">Ko, E., </w:t>
       </w:r>
       <w:r>
         <w:rPr>
@@ -1145,32 +1148,25 @@
         <w:t>Gao, Y.</w:t>
       </w:r>
       <w:r>
-        <w:t>, Shao, H., Cloud, L., Pretzer-</w:t>
+        <w:t xml:space="preserve">, Wang, P., </w:t>
       </w:r>
       <w:proofErr w:type="spellStart"/>
       <w:r>
-        <w:t>Aboff</w:t>
+        <w:t>Wijayasingha</w:t>
       </w:r>
       <w:proofErr w:type="spellEnd"/>
       <w:r>
-        <w:t xml:space="preserve">, I., &amp; Zhou, G. (2024). Gait-Guard: Turn-aware freezing of gait detection for non-intrusive intervention systems. In </w:t>
-      </w:r>
-      <w:r>
-        <w:rPr>
-          <w:i/>
-          <w:iCs/>
-        </w:rPr>
-        <w:t>2024 IEEE/ACM Conference on Connected Health: Applications, Systems and Engineering Technologies (CHASE)</w:t>
-      </w:r>
-      <w:r>
-        <w:t xml:space="preserve">, Wilmington, DE, June 2024, IEEE, pp. 61–72. </w:t>
-      </w:r>
-      <w:r>
-        <w:rPr>
-          <w:b/>
-          <w:bCs/>
-        </w:rPr>
-        <w:t>Best Paper Award.</w:t>
+        <w:t xml:space="preserve">, L., Wright, K. D., Gordon, K. C., Wang, H., Stankovic, J. A., &amp; Rose, K. M. (2025). Challenges to recruiting dementia caregiving dyads in community-based settings: Lessons learned from an in-home technology-based intervention. </w:t>
+      </w:r>
+      <w:r>
+        <w:rPr>
+          <w:i/>
+          <w:iCs/>
+        </w:rPr>
+        <w:t>JMIR Formative Research</w:t>
+      </w:r>
+      <w:r>
+        <w:t>, 9(1), e59291.</w:t>
       </w:r>
     </w:p>
     <w:p>
@@ -1179,10 +1175,11 @@
         <w:ind w:left="720" w:hanging="420"/>
       </w:pPr>
       <w:r>
-        <w:t>C2.</w:t>
-      </w:r>
-      <w:r>
-        <w:tab/>
+        <w:t>J4.</w:t>
+      </w:r>
+      <w:r>
+        <w:tab/>
+        <w:t xml:space="preserve">Macdonald, C†., Chu, Z., Stankovic, J. A., Zhou, G., Shao, H., &amp; </w:t>
       </w:r>
       <w:r>
         <w:rPr>
@@ -1192,32 +1189,25 @@
         <w:t>Gao, Y.</w:t>
       </w:r>
       <w:r>
-        <w:t xml:space="preserve">, Baucom, B., Gordon, K. C., Rose, K. M., Wang, H., &amp; Stankovic, J. A. (2023). E-ADDA: Unsupervised adversarial domain adaptation enhanced by a new </w:t>
+        <w:t xml:space="preserve"> (2024). </w:t>
       </w:r>
       <w:proofErr w:type="spellStart"/>
       <w:r>
-        <w:t>Mahalanobis</w:t>
+        <w:t>MiddleGAN</w:t>
       </w:r>
       <w:proofErr w:type="spellEnd"/>
       <w:r>
-        <w:t xml:space="preserve"> distance loss for smart computing. In </w:t>
-      </w:r>
-      <w:r>
-        <w:rPr>
-          <w:i/>
-          <w:iCs/>
-        </w:rPr>
-        <w:t>2023 IEEE International Conference on Smart Computing (SMARTCOMP)</w:t>
-      </w:r>
-      <w:r>
-        <w:t xml:space="preserve">, IEEE, pp. 172–179. </w:t>
-      </w:r>
-      <w:r>
-        <w:rPr>
-          <w:b/>
-          <w:bCs/>
-        </w:rPr>
-        <w:t>Best Paper Runner-Up.</w:t>
+        <w:t xml:space="preserve">: Generating inter-domain images with GANs. </w:t>
+      </w:r>
+      <w:r>
+        <w:rPr>
+          <w:i/>
+          <w:iCs/>
+        </w:rPr>
+        <w:t>Transactions on Machine Learning Research (TMLR)</w:t>
+      </w:r>
+      <w:r>
+        <w:t>, 2024. (Open-access journal; articles are not assigned page numbers.)</w:t>
       </w:r>
     </w:p>
     <w:p>
@@ -1227,7 +1217,7 @@
       </w:pPr>
       <w:r>
         <w:lastRenderedPageBreak/>
-        <w:t>C1.</w:t>
+        <w:t>J3.</w:t>
       </w:r>
       <w:r>
         <w:tab/>
@@ -1240,34 +1230,112 @@
         <w:t>Gao, Y.</w:t>
       </w:r>
       <w:r>
-        <w:t xml:space="preserve">, Ma, M., Gordon, K. C., Rose, K. M., Wang, H., &amp; Stankovic, J. A. (2020). A monitoring, modeling, and interactive recommendation system for in-home caregivers: Demo abstract. In </w:t>
-      </w:r>
-      <w:r>
-        <w:rPr>
-          <w:i/>
-          <w:iCs/>
-        </w:rPr>
-        <w:t>Proceedings of the 18th ACM Conference on Embedded Networked Sensor Systems (</w:t>
+        <w:t xml:space="preserve">, Salekin, A., Gordon, K. C., Rose, K. M., Wang, H., &amp; Stankovic, J. A. (2021). Emotion recognition robust to indoor environmental distortions and non-targeted emotions using out-of-distribution detection. </w:t>
+      </w:r>
+      <w:r>
+        <w:rPr>
+          <w:i/>
+          <w:iCs/>
+        </w:rPr>
+        <w:t>ACM Transactions on Computing for Healthcare (HEALTH)</w:t>
+      </w:r>
+      <w:r>
+        <w:t>, 3(2), 1–22.</w:t>
+      </w:r>
+    </w:p>
+    <w:p>
+      <w:pPr>
+        <w:spacing w:after="90"/>
+        <w:ind w:left="720" w:hanging="420"/>
+      </w:pPr>
+      <w:r>
+        <w:t>J2.</w:t>
+      </w:r>
+      <w:r>
+        <w:tab/>
+      </w:r>
+      <w:r>
+        <w:rPr>
+          <w:b/>
+          <w:bCs/>
+        </w:rPr>
+        <w:t>Gao, Y.</w:t>
+      </w:r>
+      <w:r>
+        <w:t xml:space="preserve">, Jabbour, J., Schlegel, E. C., Ma, M., McCall, M., </w:t>
       </w:r>
       <w:proofErr w:type="spellStart"/>
       <w:r>
-        <w:rPr>
-          <w:i/>
-          <w:iCs/>
-        </w:rPr>
-        <w:t>SenSys</w:t>
+        <w:t>Wijayasingha</w:t>
       </w:r>
       <w:proofErr w:type="spellEnd"/>
       <w:r>
-        <w:rPr>
-          <w:i/>
-          <w:iCs/>
-        </w:rPr>
-        <w:t xml:space="preserve"> ’20)</w:t>
-      </w:r>
-      <w:r>
-        <w:t>, ACM, pp. 587–588.</w:t>
-      </w:r>
+        <w:t xml:space="preserve">, L., Ko, E., Rose, K. M., Wang, H., &amp; Stankovic, J. A. (2021). Out-of-the-box deployment to support research on in-home care of Alzheimer’s patients. </w:t>
+      </w:r>
+      <w:r>
+        <w:rPr>
+          <w:i/>
+          <w:iCs/>
+        </w:rPr>
+        <w:t>IEEE Pervasive Computing</w:t>
+      </w:r>
+      <w:r>
+        <w:t>, 21(1), 37–47.</w:t>
+      </w:r>
+    </w:p>
+    <w:p>
+      <w:pPr>
+        <w:spacing w:after="90"/>
+        <w:ind w:left="720" w:hanging="420"/>
+      </w:pPr>
+      <w:r>
+        <w:t>J1.</w:t>
+      </w:r>
+      <w:r>
+        <w:tab/>
+        <w:t xml:space="preserve">Rose, K. M., Coop Gordon, K., Schlegel, E. C., McCall, M., </w:t>
+      </w:r>
+      <w:r>
+        <w:rPr>
+          <w:b/>
+          <w:bCs/>
+        </w:rPr>
+        <w:t>Gao, Y.</w:t>
+      </w:r>
+      <w:r>
+        <w:t xml:space="preserve">, Ma, M., </w:t>
+      </w:r>
+      <w:proofErr w:type="spellStart"/>
+      <w:r>
+        <w:t>Wijayasingha</w:t>
+      </w:r>
+      <w:proofErr w:type="spellEnd"/>
+      <w:r>
+        <w:t xml:space="preserve">, L., Stankovic, J. A., &amp; Wang, H. (2021). </w:t>
+      </w:r>
+      <w:proofErr w:type="spellStart"/>
+      <w:r>
+        <w:t>Smarthealth</w:t>
+      </w:r>
+      <w:proofErr w:type="spellEnd"/>
+      <w:r>
+        <w:t xml:space="preserve"> technology study protocol to improve relationships between older adults with dementia and family caregivers. </w:t>
+      </w:r>
+      <w:r>
+        <w:rPr>
+          <w:i/>
+          <w:iCs/>
+        </w:rPr>
+        <w:t>Journal of Advanced Nursing</w:t>
+      </w:r>
+      <w:r>
+        <w:t>, 77(5), 2519–2529.</w:t>
+      </w:r>
+    </w:p>
+    <w:p>
+      <w:pPr>
+        <w:spacing w:after="90"/>
+      </w:pPr>
     </w:p>
     <w:p>
       <w:pPr>
@@ -1883,6 +1951,7 @@
         <w:spacing w:after="60"/>
       </w:pPr>
       <w:r>
+        <w:lastRenderedPageBreak/>
         <w:t>Panelist, National Institutes of Health (NIH)</w:t>
       </w:r>
       <w:r>
@@ -1975,7 +2044,6 @@
           <w:i/>
           <w:iCs/>
         </w:rPr>
-        <w:lastRenderedPageBreak/>
         <w:t>IEEE Affective Computing</w:t>
       </w:r>
       <w:r>
@@ -2370,7 +2438,7 @@
 </file>
 
 <file path=word/numbering.xml><?xml version="1.0" encoding="utf-8"?>
-<w:numbering xmlns:wpc="http://schemas.microsoft.com/office/word/2010/wordprocessingCanvas" xmlns:cx="http://schemas.microsoft.com/office/drawing/2014/chartex" xmlns:cx1="http://schemas.microsoft.com/office/drawing/2015/9/8/chartex" xmlns:cx2="http://schemas.microsoft.com/office/drawing/2015/10/21/chartex" xmlns:cx3="http://schemas.microsoft.com/office/drawing/2016/5/9/chartex" xmlns:cx4="http://schemas.microsoft.com/office/drawing/2016/5/10/chartex" xmlns:cx5="http://schemas.microsoft.com/office/drawing/2016/5/11/chartex" xmlns:cx6="http://schemas.microsoft.com/office/drawing/2016/5/12/chartex" xmlns:cx7="http://schemas.microsoft.com/office/drawing/2016/5/13/chartex" xmlns:cx8="http://schemas.microsoft.com/office/drawing/2016/5/14/chartex" xmlns:mc="http://schemas.openxmlformats.org/markup-compatibility/2006" xmlns:m="http://schemas.openxmlformats.org/officeDocument/2006/math" xmlns:aink="http://schemas.microsoft.com/office/drawing/2016/ink" xmlns:am3d="http://schemas.microsoft.com/office/drawing/2017/model3d" xmlns:oel="http://schemas.microsoft.com/office/2019/extlst" xmlns:r="http://schemas.openxmlformats.org/officeDocument/2006/relationships" xmlns:wp14="http://schemas.microsoft.com/office/word/2010/wordprocessingDrawing" xmlns:wp="http://schemas.openxmlformats.org/drawingml/2006/wordprocessingDrawing" xmlns:wpg="http://schemas.microsoft.com/office/word/2010/wordprocessingGroup" xmlns:wpi="http://schemas.microsoft.com/office/word/2010/wordprocessingInk" xmlns:wps="http://schemas.microsoft.com/office/word/2010/wordprocessingShape" xmlns:o="urn:schemas-microsoft-com:office:office" xmlns:v="urn:schemas-microsoft-com:vml" xmlns:w10="urn:schemas-microsoft-com:office:word" xmlns:w="http://schemas.openxmlformats.org/wordprocessingml/2006/main" xmlns:w14="http://schemas.microsoft.com/office/word/2010/wordml" xmlns:w15="http://schemas.microsoft.com/office/word/2012/wordml" xmlns:w16cei="http://schemas.microsoft.com/office/word/2026/wordml/cei" xmlns:w16cex="http://schemas.microsoft.com/office/word/2018/wordml/cex" xmlns:w16cid="http://schemas.microsoft.com/office/word/2016/wordml/cid" xmlns:w16="http://schemas.microsoft.com/office/word/2018/wordml" xmlns:w16sdtdh="http://schemas.microsoft.com/office/word/2020/wordml/sdtdatahash" xmlns:w16sdtfl="http://schemas.microsoft.com/office/word/2024/wordml/sdtformatlock" xmlns:w16se="http://schemas.microsoft.com/office/word/2015/wordml/symex" xmlns:w16du="http://schemas.microsoft.com/office/word/2023/wordml/word16du" xmlns:wne="http://schemas.microsoft.com/office/word/2006/wordml" mc:Ignorable="w14 w15 w16se w16cid w16 w16cex w16sdtdh w16sdtfl w16du wp14">
+<w:numbering xmlns:wpc="http://schemas.microsoft.com/office/word/2010/wordprocessingCanvas" xmlns:cx="http://schemas.microsoft.com/office/drawing/2014/chartex" xmlns:cx1="http://schemas.microsoft.com/office/drawing/2015/9/8/chartex" xmlns:cx2="http://schemas.microsoft.com/office/drawing/2015/10/21/chartex" xmlns:cx3="http://schemas.microsoft.com/office/drawing/2016/5/9/chartex" xmlns:cx4="http://schemas.microsoft.com/office/drawing/2016/5/10/chartex" xmlns:cx5="http://schemas.microsoft.com/office/drawing/2016/5/11/chartex" xmlns:cx6="http://schemas.microsoft.com/office/drawing/2016/5/12/chartex" xmlns:cx7="http://schemas.microsoft.com/office/drawing/2016/5/13/chartex" xmlns:cx8="http://schemas.microsoft.com/office/drawing/2016/5/14/chartex" xmlns:mc="http://schemas.openxmlformats.org/markup-compatibility/2006" xmlns:m="http://schemas.openxmlformats.org/officeDocument/2006/math" xmlns:aink="http://schemas.microsoft.com/office/drawing/2016/ink" xmlns:am3d="http://schemas.microsoft.com/office/drawing/2017/model3d" xmlns:oel="http://schemas.microsoft.com/office/2019/extlst" xmlns:r="http://schemas.openxmlformats.org/officeDocument/2006/relationships" xmlns:wp14="http://schemas.microsoft.com/office/word/2010/wordprocessingDrawing" xmlns:wp="http://schemas.openxmlformats.org/drawingml/2006/wordprocessingDrawing" xmlns:wpg="http://schemas.microsoft.com/office/word/2010/wordprocessingGroup" xmlns:wpi="http://schemas.microsoft.com/office/word/2010/wordprocessingInk" xmlns:wps="http://schemas.microsoft.com/office/word/2010/wordprocessingShape" xmlns:o="urn:schemas-microsoft-com:office:office" xmlns:v="urn:schemas-microsoft-com:vml" xmlns:w10="urn:schemas-microsoft-com:office:word" xmlns:w="http://schemas.openxmlformats.org/wordprocessingml/2006/main" xmlns:w14="http://schemas.microsoft.com/office/word/2010/wordml" xmlns:w15="http://schemas.microsoft.com/office/word/2012/wordml" xmlns:w16cex="http://schemas.microsoft.com/office/word/2018/wordml/cex" xmlns:w16cid="http://schemas.microsoft.com/office/word/2016/wordml/cid" xmlns:w16="http://schemas.microsoft.com/office/word/2018/wordml" xmlns:w16sdtdh="http://schemas.microsoft.com/office/word/2020/wordml/sdtdatahash" xmlns:w16sdtfl="http://schemas.microsoft.com/office/word/2024/wordml/sdtformatlock" xmlns:w16se="http://schemas.microsoft.com/office/word/2015/wordml/symex" xmlns:w16du="http://schemas.microsoft.com/office/word/2023/wordml/word16du" xmlns:wne="http://schemas.microsoft.com/office/word/2006/wordml" mc:Ignorable="w14 w15 w16se w16cid w16 w16cex w16sdtdh w16sdtfl w16du wp14">
   <w:abstractNum w:abstractNumId="0" w15:restartNumberingAfterBreak="0">
     <w:nsid w:val="125B665A"/>
     <w:multiLevelType w:val="hybridMultilevel"/>
@@ -2948,7 +3016,6 @@
   <w:style w:type="character" w:default="1" w:styleId="DefaultParagraphFont">
     <w:name w:val="Default Paragraph Font"/>
     <w:uiPriority w:val="1"/>
-    <w:semiHidden/>
     <w:unhideWhenUsed/>
   </w:style>
   <w:style w:type="table" w:default="1" w:styleId="TableNormal">
